--- a/Chandler Constitutional Law Vault/Article/packet-2026-05-30/02-Reviewer-Memo.docx
+++ b/Chandler Constitutional Law Vault/Article/packet-2026-05-30/02-Reviewer-Memo.docx
@@ -2,7 +2,7 @@
 <file path=word/document.xml><?xml version="1.0" encoding="utf-8"?>
 <w:document xmlns:w="http://schemas.openxmlformats.org/wordprocessingml/2006/main" xmlns:m="http://schemas.openxmlformats.org/officeDocument/2006/math" xmlns:r="http://schemas.openxmlformats.org/officeDocument/2006/relationships" xmlns:o="urn:schemas-microsoft-com:office:office" xmlns:v="urn:schemas-microsoft-com:vml" xmlns:w10="urn:schemas-microsoft-com:office:word" xmlns:a="http://schemas.openxmlformats.org/drawingml/2006/main" xmlns:pic="http://schemas.openxmlformats.org/drawingml/2006/picture" xmlns:wp="http://schemas.openxmlformats.org/drawingml/2006/wordprocessingDrawing">
   <w:body>
-    <w:bookmarkStart w:id="15" w:name="Xab04ff8563293db2348c0fabe3e700086908c35"/>
+    <w:bookmarkStart w:id="14" w:name="Xab04ff8563293db2348c0fabe3e700086908c35"/>
     <w:p>
       <w:pPr>
         <w:pStyle w:val="Heading1"/>
@@ -236,7 +236,7 @@
           <w:b/>
           <w:bCs/>
         </w:rPr>
-        <w:t xml:space="preserve">~14,104 words</w:t>
+        <w:t xml:space="preserve">~14,583 words</w:t>
       </w:r>
       <w:r>
         <w:t xml:space="preserve">, 14 sections (I–XIV) plus abstract and appendices.</w:t>
@@ -255,7 +255,7 @@
           <w:b/>
           <w:bCs/>
         </w:rPr>
-        <w:t xml:space="preserve">190 footnotes</w:t>
+        <w:t xml:space="preserve">189 footnotes</w:t>
       </w:r>
       <w:r>
         <w:t xml:space="preserve">, contiguous and integrity-checked (no gaps, duplicates, or orphans); Bluebook 21st form; external URLs verified live.</w:t>
@@ -789,23 +789,7 @@
         <w:t xml:space="preserve"> </w:t>
       </w:r>
       <w:r>
-        <w:t xml:space="preserve">footnote citations were removed; a</w:t>
-      </w:r>
-      <w:r>
-        <w:t xml:space="preserve"> </w:t>
-      </w:r>
-      <w:r>
-        <w:rPr>
-          <w:b/>
-          <w:bCs/>
-        </w:rPr>
-        <w:t xml:space="preserve">§IX cost-and-labor table (Table 9.1)</w:t>
-      </w:r>
-      <w:r>
-        <w:t xml:space="preserve"> </w:t>
-      </w:r>
-      <w:r>
-        <w:t xml:space="preserve">was assembled from the build’s own cost log (its cells verified exact against the log; dollar and person-hour columns are honestly marked as out of scope rather than estimated); a learning-sciences</w:t>
+        <w:t xml:space="preserve">footnote citations were removed; a learning-sciences</w:t>
       </w:r>
       <w:r>
         <w:t xml:space="preserve"> </w:t>
@@ -822,6 +806,197 @@
       </w:r>
       <w:r>
         <w:t xml:space="preserve">was added at §XII.B (Vasconcelos 2023; Bastani et al., PNAS 2025); a §XIV.C sentence now states what a colleague attempting a second instance would be given; the Boyer scholarship-of-teaching typology got a half-sentence of unpacking; and two over-long sentences (§IV.A, §V.B) were split. (The earlier review you may have seen was run against a stale local copy and flagged duplicate footnotes — that defect was already fixed; this pass worked against the current draft.)</w:t>
+      </w:r>
+    </w:p>
+    <w:p>
+      <w:pPr>
+        <w:pStyle w:val="Compact"/>
+        <w:numPr>
+          <w:ilvl w:val="0"/>
+          <w:numId w:val="1002"/>
+        </w:numPr>
+      </w:pPr>
+      <w:r>
+        <w:rPr>
+          <w:b/>
+          <w:bCs/>
+        </w:rPr>
+        <w:t xml:space="preserve">Provenance corrections incorporated (this round).</w:t>
+      </w:r>
+      <w:r>
+        <w:t xml:space="preserve"> </w:t>
+      </w:r>
+      <w:r>
+        <w:t xml:space="preserve">Four factual answers from the author were worked into the draft:</w:t>
+      </w:r>
+      <w:r>
+        <w:t xml:space="preserve"> </w:t>
+      </w:r>
+      <w:r>
+        <w:rPr>
+          <w:b/>
+          <w:bCs/>
+        </w:rPr>
+        <w:t xml:space="preserve">(1) Review status</w:t>
+      </w:r>
+      <w:r>
+        <w:t xml:space="preserve"> </w:t>
+      </w:r>
+      <w:r>
+        <w:t xml:space="preserve">— the snapshot pages were</w:t>
+      </w:r>
+      <w:r>
+        <w:t xml:space="preserve"> </w:t>
+      </w:r>
+      <w:r>
+        <w:rPr>
+          <w:i/>
+          <w:iCs/>
+        </w:rPr>
+        <w:t xml:space="preserve">not</w:t>
+      </w:r>
+      <w:r>
+        <w:t xml:space="preserve"> </w:t>
+      </w:r>
+      <w:r>
+        <w:t xml:space="preserve">individually professor-reviewed before they went live, so the</w:t>
+      </w:r>
+      <w:r>
+        <w:t xml:space="preserve"> </w:t>
+      </w:r>
+      <w:r>
+        <w:t xml:space="preserve">“reviewed static site”</w:t>
+      </w:r>
+      <w:r>
+        <w:t xml:space="preserve"> </w:t>
+      </w:r>
+      <w:r>
+        <w:t xml:space="preserve">framing was reframed throughout to</w:t>
+      </w:r>
+      <w:r>
+        <w:t xml:space="preserve"> </w:t>
+      </w:r>
+      <w:r>
+        <w:rPr>
+          <w:b/>
+          <w:bCs/>
+        </w:rPr>
+        <w:t xml:space="preserve">“review-ready”</w:t>
+      </w:r>
+      <w:r>
+        <w:t xml:space="preserve">: the architecture positions the professor as the gating reviewer and makes every page build-time-reviewable, with an explicit §VIII.A disclosure that the snapshot shipped review-ready rather than individually approved (the static-vs-chatbot safety argument is preserved, not weakened).</w:t>
+      </w:r>
+      <w:r>
+        <w:t xml:space="preserve"> </w:t>
+      </w:r>
+      <w:r>
+        <w:rPr>
+          <w:b/>
+          <w:bCs/>
+        </w:rPr>
+        <w:t xml:space="preserve">(2) Casebook</w:t>
+      </w:r>
+      <w:r>
+        <w:t xml:space="preserve"> </w:t>
+      </w:r>
+      <w:r>
+        <w:t xml:space="preserve">— the corpus is your own course materials; no casebook excerpts were ingested, so §IV/§XII.C now state that and treat the copyright analysis as a contingent fallback.</w:t>
+      </w:r>
+      <w:r>
+        <w:t xml:space="preserve"> </w:t>
+      </w:r>
+      <w:r>
+        <w:rPr>
+          <w:b/>
+          <w:bCs/>
+        </w:rPr>
+        <w:t xml:space="preserve">(3) Student work</w:t>
+      </w:r>
+      <w:r>
+        <w:t xml:space="preserve"> </w:t>
+      </w:r>
+      <w:r>
+        <w:t xml:space="preserve">— none ingested except TA-prepared review-session materials, now disclosed as teaching aids (an authorship note, not a student-privacy problem).</w:t>
+      </w:r>
+      <w:r>
+        <w:t xml:space="preserve"> </w:t>
+      </w:r>
+      <w:r>
+        <w:rPr>
+          <w:b/>
+          <w:bCs/>
+        </w:rPr>
+        <w:t xml:space="preserve">(4) Cost</w:t>
+      </w:r>
+      <w:r>
+        <w:t xml:space="preserve"> </w:t>
+      </w:r>
+      <w:r>
+        <w:t xml:space="preserve">—</w:t>
+      </w:r>
+      <w:r>
+        <w:t xml:space="preserve"> </w:t>
+      </w:r>
+      <w:r>
+        <w:rPr>
+          <w:b/>
+          <w:bCs/>
+        </w:rPr>
+        <w:t xml:space="preserve">§IX now reports the cost of building the</w:t>
+      </w:r>
+      <w:r>
+        <w:rPr>
+          <w:b/>
+          <w:bCs/>
+        </w:rPr>
+        <w:t xml:space="preserve"> </w:t>
+      </w:r>
+      <w:r>
+        <w:rPr>
+          <w:b/>
+          <w:bCs/>
+          <w:i/>
+          <w:iCs/>
+        </w:rPr>
+        <w:t xml:space="preserve">vault</w:t>
+      </w:r>
+      <w:r>
+        <w:t xml:space="preserve"> </w:t>
+      </w:r>
+      <w:r>
+        <w:t xml:space="preserve">(the deliverable) from the vault’s own run log:</w:t>
+      </w:r>
+      <w:r>
+        <w:t xml:space="preserve"> </w:t>
+      </w:r>
+      <w:r>
+        <w:rPr>
+          <w:b/>
+          <w:bCs/>
+        </w:rPr>
+        <w:t xml:space="preserve">255 scheduled runs across April 16–May 8, 2026, in an eight-phase rotation, producing the 198-page deliverable</w:t>
+      </w:r>
+      <w:r>
+        <w:t xml:space="preserve"> </w:t>
+      </w:r>
+      <w:r>
+        <w:t xml:space="preserve">— with no compute-hours or dollar figure claimed, because per-run cost was never metered. The cost of the loop that wrote</w:t>
+      </w:r>
+      <w:r>
+        <w:t xml:space="preserve"> </w:t>
+      </w:r>
+      <w:r>
+        <w:rPr>
+          <w:i/>
+          <w:iCs/>
+        </w:rPr>
+        <w:t xml:space="preserve">this paper</w:t>
+      </w:r>
+      <w:r>
+        <w:t xml:space="preserve"> </w:t>
+      </w:r>
+      <w:r>
+        <w:t xml:space="preserve">was removed from §IX and now lives in the companion note (below).</w:t>
       </w:r>
     </w:p>
     <w:bookmarkEnd w:id="11"/>
@@ -847,61 +1022,61 @@
           <w:b/>
           <w:bCs/>
         </w:rPr>
-        <w:t xml:space="preserve">Decisions only you can make — the loop deliberately did not answer these.</w:t>
-      </w:r>
-      <w:r>
-        <w:t xml:space="preserve"> </w:t>
-      </w:r>
-      <w:r>
-        <w:t xml:space="preserve">(a)</w:t>
-      </w:r>
-      <w:r>
-        <w:t xml:space="preserve"> </w:t>
-      </w:r>
-      <w:r>
-        <w:rPr>
-          <w:b/>
-          <w:bCs/>
-        </w:rPr>
-        <w:t xml:space="preserve">Casebook ingestion:</w:t>
-      </w:r>
-      <w:r>
-        <w:t xml:space="preserve"> </w:t>
-      </w:r>
-      <w:r>
-        <w:t xml:space="preserve">whether casebook excerpts were ingested into the corpus. (b)</w:t>
-      </w:r>
-      <w:r>
-        <w:t xml:space="preserve"> </w:t>
-      </w:r>
-      <w:r>
-        <w:rPr>
-          <w:b/>
-          <w:bCs/>
-        </w:rPr>
-        <w:t xml:space="preserve">Student-work ingestion:</w:t>
-      </w:r>
-      <w:r>
-        <w:t xml:space="preserve"> </w:t>
-      </w:r>
-      <w:r>
-        <w:t xml:space="preserve">whether any student work was ingested (bears on the §XII.D privacy framing). (c)</w:t>
-      </w:r>
-      <w:r>
-        <w:t xml:space="preserve"> </w:t>
-      </w:r>
-      <w:r>
-        <w:rPr>
-          <w:b/>
-          <w:bCs/>
-        </w:rPr>
-        <w:t xml:space="preserve">Review coverage:</w:t>
-      </w:r>
-      <w:r>
-        <w:t xml:space="preserve"> </w:t>
-      </w:r>
-      <w:r>
-        <w:t xml:space="preserve">whether</w:t>
+        <w:t xml:space="preserve">Two facts to confirm, and one still open.</w:t>
+      </w:r>
+      <w:r>
+        <w:t xml:space="preserve"> </w:t>
+      </w:r>
+      <w:r>
+        <w:t xml:space="preserve">The four provenance questions were answered (by the author) and incorporated as described in §3; two of those answers should be</w:t>
+      </w:r>
+      <w:r>
+        <w:t xml:space="preserve"> </w:t>
+      </w:r>
+      <w:r>
+        <w:rPr>
+          <w:b/>
+          <w:bCs/>
+        </w:rPr>
+        <w:t xml:space="preserve">confirmed by you</w:t>
+      </w:r>
+      <w:r>
+        <w:t xml:space="preserve"> </w:t>
+      </w:r>
+      <w:r>
+        <w:t xml:space="preserve">before submission, because they are factual claims about your course:</w:t>
+      </w:r>
+      <w:r>
+        <w:t xml:space="preserve"> </w:t>
+      </w:r>
+      <w:r>
+        <w:rPr>
+          <w:b/>
+          <w:bCs/>
+        </w:rPr>
+        <w:t xml:space="preserve">(a) Casebook</w:t>
+      </w:r>
+      <w:r>
+        <w:t xml:space="preserve"> </w:t>
+      </w:r>
+      <w:r>
+        <w:t xml:space="preserve">— the draft now states the corpus is your own materials with no casebook excerpts; please confirm.</w:t>
+      </w:r>
+      <w:r>
+        <w:t xml:space="preserve"> </w:t>
+      </w:r>
+      <w:r>
+        <w:rPr>
+          <w:b/>
+          <w:bCs/>
+        </w:rPr>
+        <w:t xml:space="preserve">(c) Review coverage</w:t>
+      </w:r>
+      <w:r>
+        <w:t xml:space="preserve"> </w:t>
+      </w:r>
+      <w:r>
+        <w:t xml:space="preserve">— the draft now says the snapshot shipped</w:t>
       </w:r>
       <w:r>
         <w:t xml:space="preserve"> </w:t>
@@ -911,66 +1086,29 @@
           <w:i/>
           <w:iCs/>
         </w:rPr>
-        <w:t xml:space="preserve">every</w:t>
-      </w:r>
-      <w:r>
-        <w:t xml:space="preserve"> </w:t>
-      </w:r>
-      <w:r>
-        <w:t xml:space="preserve">one of the 198 snapshot-date pages was professor-reviewed before deployment — the</w:t>
-      </w:r>
-      <w:r>
-        <w:t xml:space="preserve"> </w:t>
-      </w:r>
-      <w:r>
-        <w:t xml:space="preserve">“reviewed static site”</w:t>
-      </w:r>
-      <w:r>
-        <w:t xml:space="preserve"> </w:t>
-      </w:r>
-      <w:r>
-        <w:t xml:space="preserve">claim rests on this. (d)</w:t>
-      </w:r>
-      <w:r>
-        <w:t xml:space="preserve"> </w:t>
-      </w:r>
-      <w:r>
-        <w:rPr>
-          <w:b/>
-          <w:bCs/>
-        </w:rPr>
-        <w:t xml:space="preserve">§X.E second instance:</w:t>
-      </w:r>
-      <w:r>
-        <w:t xml:space="preserve"> </w:t>
-      </w:r>
-      <w:r>
-        <w:t xml:space="preserve">if you have a specific course in mind for the</w:t>
-      </w:r>
-      <w:r>
-        <w:t xml:space="preserve"> </w:t>
-      </w:r>
-      <w:r>
-        <w:t xml:space="preserve">“minimum viable second instance”</w:t>
-      </w:r>
-      <w:r>
-        <w:t xml:space="preserve"> </w:t>
-      </w:r>
-      <w:r>
-        <w:t xml:space="preserve">(Torts? Contracts?), naming it sharpens the invitation. The draft hedges (a)–(c) honestly and the loop drafted balanced conditional language, but it is</w:t>
-      </w:r>
-      <w:r>
-        <w:t xml:space="preserve"> </w:t>
-      </w:r>
-      <w:r>
-        <w:rPr>
-          <w:b/>
-          <w:bCs/>
-        </w:rPr>
-        <w:t xml:space="preserve">barred from asserting an answer</w:t>
-      </w:r>
-      <w:r>
-        <w:t xml:space="preserve">; at submission each wants one definitive sentence from you, after which §§IV/XII tighten accordingly.</w:t>
+        <w:t xml:space="preserve">review-ready</w:t>
+      </w:r>
+      <w:r>
+        <w:t xml:space="preserve"> </w:t>
+      </w:r>
+      <w:r>
+        <w:t xml:space="preserve">and was not individually professor-reviewed before going live; please confirm that characterization (and tell us if any/all pages were in fact reviewed, which would let us say so). (b) Student-work and the §IX cost basis are settled from the logs and your answer.</w:t>
+      </w:r>
+      <w:r>
+        <w:t xml:space="preserve"> </w:t>
+      </w:r>
+      <w:r>
+        <w:rPr>
+          <w:b/>
+          <w:bCs/>
+        </w:rPr>
+        <w:t xml:space="preserve">(d) §X.E second instance</w:t>
+      </w:r>
+      <w:r>
+        <w:t xml:space="preserve"> </w:t>
+      </w:r>
+      <w:r>
+        <w:t xml:space="preserve">remains genuinely open: if you have a course in mind (Torts? Contracts?), naming it sharpens the article’s invitation.</w:t>
       </w:r>
     </w:p>
     <w:p>
@@ -1096,7 +1234,23 @@
         <w:t xml:space="preserve"> </w:t>
       </w:r>
       <w:r>
-        <w:t xml:space="preserve">~104 words over the 14,000-word self-imposed ceiling. The editorial review itself called this a defensible policy-window crossing the venue is unlikely to enforce strictly; a final trim on §II.B/§II.D (over-budget; the protected §II.E/§II.F additions should stay) is available if you’d rather land under.</w:t>
+        <w:t xml:space="preserve">Now</w:t>
+      </w:r>
+      <w:r>
+        <w:t xml:space="preserve"> </w:t>
+      </w:r>
+      <w:r>
+        <w:rPr>
+          <w:b/>
+          <w:bCs/>
+        </w:rPr>
+        <w:t xml:space="preserve">~580 words over</w:t>
+      </w:r>
+      <w:r>
+        <w:t xml:space="preserve"> </w:t>
+      </w:r>
+      <w:r>
+        <w:t xml:space="preserve">the 14,000-word self-imposed ceiling — the §IX rewrite to vault-construction cost added length. Still within JLE’s 10,000–14,000 band only if trimmed; a focused trim (§II.B/§II.D and §IX.B–D, leaving the protected canon-anchor and cost-table content) would bring it under, and is worth doing before submission. Not a correctness issue.</w:t>
       </w:r>
     </w:p>
     <w:p>
@@ -1112,88 +1266,28 @@
           <w:b/>
           <w:bCs/>
         </w:rPr>
-        <w:t xml:space="preserve">Figures need format conversion before submission.</w:t>
-      </w:r>
-      <w:r>
-        <w:t xml:space="preserve"> </w:t>
-      </w:r>
-      <w:r>
-        <w:t xml:space="preserve">The captured figures are PNGs at screen resolution. JLE requires figures as</w:t>
-      </w:r>
-      <w:r>
-        <w:t xml:space="preserve"> </w:t>
-      </w:r>
-      <w:r>
-        <w:rPr>
-          <w:b/>
-          <w:bCs/>
-        </w:rPr>
-        <w:t xml:space="preserve">separate</w:t>
-      </w:r>
-      <w:r>
-        <w:rPr>
-          <w:b/>
-          <w:bCs/>
-        </w:rPr>
+        <w:t xml:space="preserve">Companion note on how the paper was written.</w:t>
+      </w:r>
+      <w:r>
+        <w:t xml:space="preserve"> </w:t>
+      </w:r>
+      <w:r>
+        <w:t xml:space="preserve">The packet includes a separate, optional</w:t>
+      </w:r>
+      <w:r>
         <w:t xml:space="preserve"> </w:t>
       </w:r>
       <w:r>
         <w:rPr>
           <w:rStyle w:val="VerbatimChar"/>
-          <w:b/>
-          <w:bCs/>
-        </w:rPr>
-        <w:t xml:space="preserve">.jpg</w:t>
-      </w:r>
-      <w:r>
-        <w:rPr>
-          <w:b/>
-          <w:bCs/>
-        </w:rPr>
-        <w:t xml:space="preserve">/</w:t>
-      </w:r>
-      <w:r>
-        <w:rPr>
-          <w:rStyle w:val="VerbatimChar"/>
-          <w:b/>
-          <w:bCs/>
-        </w:rPr>
-        <w:t xml:space="preserve">.tif</w:t>
-      </w:r>
-      <w:r>
-        <w:rPr>
-          <w:b/>
-          <w:bCs/>
-        </w:rPr>
-        <w:t xml:space="preserve">/</w:t>
-      </w:r>
-      <w:r>
-        <w:rPr>
-          <w:rStyle w:val="VerbatimChar"/>
-          <w:b/>
-          <w:bCs/>
-        </w:rPr>
-        <w:t xml:space="preserve">.eps</w:t>
-      </w:r>
-      <w:r>
-        <w:rPr>
-          <w:b/>
-          <w:bCs/>
-        </w:rPr>
-        <w:t xml:space="preserve"> </w:t>
-      </w:r>
-      <w:r>
-        <w:rPr>
-          <w:b/>
-          <w:bCs/>
-        </w:rPr>
-        <w:t xml:space="preserve">files at ≥300 dpi, grayscale preferred, named to their in-text figure numbers.</w:t>
-      </w:r>
-      <w:r>
-        <w:t xml:space="preserve"> </w:t>
-      </w:r>
-      <w:r>
-        <w:t xml:space="preserve">This is an image-preparation step a person (or an image tool) must do; the writing loop cannot.</w:t>
+        </w:rPr>
+        <w:t xml:space="preserve">04-How-This-Article-Was-Written.docx</w:t>
+      </w:r>
+      <w:r>
+        <w:t xml:space="preserve"> </w:t>
+      </w:r>
+      <w:r>
+        <w:t xml:space="preserve">explaining the autonomous drafting loop (now the home for the article-writing-loop numbers removed from §IX). It is not part of the article; share it only if the process interests you.</w:t>
       </w:r>
     </w:p>
     <w:p>
@@ -1209,13 +1303,88 @@
           <w:b/>
           <w:bCs/>
         </w:rPr>
-        <w:t xml:space="preserve">Open review findings remain in the queue.</w:t>
-      </w:r>
-      <w:r>
-        <w:t xml:space="preserve"> </w:t>
-      </w:r>
-      <w:r>
-        <w:t xml:space="preserve">The article’s adversarial review personas continue to surface style/citation/coherence findings each pass; these are normal manuscript-QA items, not correctness blockers.</w:t>
+        <w:t xml:space="preserve">Figures need format conversion before submission.</w:t>
+      </w:r>
+      <w:r>
+        <w:t xml:space="preserve"> </w:t>
+      </w:r>
+      <w:r>
+        <w:t xml:space="preserve">The captured figures are PNGs at screen resolution. JLE requires figures as</w:t>
+      </w:r>
+      <w:r>
+        <w:t xml:space="preserve"> </w:t>
+      </w:r>
+      <w:r>
+        <w:rPr>
+          <w:b/>
+          <w:bCs/>
+        </w:rPr>
+        <w:t xml:space="preserve">separate</w:t>
+      </w:r>
+      <w:r>
+        <w:rPr>
+          <w:b/>
+          <w:bCs/>
+        </w:rPr>
+        <w:t xml:space="preserve"> </w:t>
+      </w:r>
+      <w:r>
+        <w:rPr>
+          <w:rStyle w:val="VerbatimChar"/>
+          <w:b/>
+          <w:bCs/>
+        </w:rPr>
+        <w:t xml:space="preserve">.jpg</w:t>
+      </w:r>
+      <w:r>
+        <w:rPr>
+          <w:b/>
+          <w:bCs/>
+        </w:rPr>
+        <w:t xml:space="preserve">/</w:t>
+      </w:r>
+      <w:r>
+        <w:rPr>
+          <w:rStyle w:val="VerbatimChar"/>
+          <w:b/>
+          <w:bCs/>
+        </w:rPr>
+        <w:t xml:space="preserve">.tif</w:t>
+      </w:r>
+      <w:r>
+        <w:rPr>
+          <w:b/>
+          <w:bCs/>
+        </w:rPr>
+        <w:t xml:space="preserve">/</w:t>
+      </w:r>
+      <w:r>
+        <w:rPr>
+          <w:rStyle w:val="VerbatimChar"/>
+          <w:b/>
+          <w:bCs/>
+        </w:rPr>
+        <w:t xml:space="preserve">.eps</w:t>
+      </w:r>
+      <w:r>
+        <w:rPr>
+          <w:b/>
+          <w:bCs/>
+        </w:rPr>
+        <w:t xml:space="preserve"> </w:t>
+      </w:r>
+      <w:r>
+        <w:rPr>
+          <w:b/>
+          <w:bCs/>
+        </w:rPr>
+        <w:t xml:space="preserve">files at ≥300 dpi, grayscale preferred, named to their in-text figure numbers.</w:t>
+      </w:r>
+      <w:r>
+        <w:t xml:space="preserve"> </w:t>
+      </w:r>
+      <w:r>
+        <w:t xml:space="preserve">This is an image-preparation step a person (or an image tool) must do; the writing loop cannot.</w:t>
       </w:r>
     </w:p>
     <w:p>
@@ -1231,6 +1400,28 @@
           <w:b/>
           <w:bCs/>
         </w:rPr>
+        <w:t xml:space="preserve">Open review findings remain in the queue.</w:t>
+      </w:r>
+      <w:r>
+        <w:t xml:space="preserve"> </w:t>
+      </w:r>
+      <w:r>
+        <w:t xml:space="preserve">The article’s adversarial review personas continue to surface style/citation/coherence findings each pass; these are normal manuscript-QA items, not correctness blockers.</w:t>
+      </w:r>
+    </w:p>
+    <w:p>
+      <w:pPr>
+        <w:pStyle w:val="Compact"/>
+        <w:numPr>
+          <w:ilvl w:val="0"/>
+          <w:numId w:val="1003"/>
+        </w:numPr>
+      </w:pPr>
+      <w:r>
+        <w:rPr>
+          <w:b/>
+          <w:bCs/>
+        </w:rPr>
         <w:t xml:space="preserve">This was never auto-finalized.</w:t>
       </w:r>
       <w:r>
@@ -1353,50 +1544,7 @@
       </w:r>
     </w:p>
     <w:bookmarkEnd w:id="13"/>
-    <w:bookmarkStart w:id="14" w:name="important"/>
-    <w:p>
-      <w:pPr>
-        <w:pStyle w:val="Heading2"/>
-      </w:pPr>
-      <w:r>
-        <w:t xml:space="preserve">6. Important</w:t>
-      </w:r>
-    </w:p>
-    <w:p>
-      <w:pPr>
-        <w:pStyle w:val="FirstParagraph"/>
-      </w:pPr>
-      <w:r>
-        <w:rPr>
-          <w:b/>
-          <w:bCs/>
-        </w:rPr>
-        <w:t xml:space="preserve">The system did not submit this article and did not email you.</w:t>
-      </w:r>
-      <w:r>
-        <w:t xml:space="preserve"> </w:t>
-      </w:r>
-      <w:r>
-        <w:t xml:space="preserve">Submitting to JLE and contacting you are human actions reserved for you and the author. This memo and the frozen draft are provided for your review only. The maintenance loop has been halted (a</w:t>
-      </w:r>
-      <w:r>
-        <w:t xml:space="preserve"> </w:t>
-      </w:r>
-      <w:r>
-        <w:rPr>
-          <w:rStyle w:val="VerbatimChar"/>
-        </w:rPr>
-        <w:t xml:space="preserve">handoff_freeze</w:t>
-      </w:r>
-      <w:r>
-        <w:t xml:space="preserve"> </w:t>
-      </w:r>
-      <w:r>
-        <w:t xml:space="preserve">gate is set in the project state); it will not run again until that gate is cleared.</w:t>
-      </w:r>
-    </w:p>
     <w:bookmarkEnd w:id="14"/>
-    <w:bookmarkEnd w:id="15"/>
     <w:sectPr>
       <w:footnotePr>
         <w:numRestart w:val="eachSect"/>
